--- a/一簡多繁辨析講義/133. 札、劄、剳→札、劄.docx
+++ b/一簡多繁辨析講義/133. 札、劄、剳→札、劄.docx
@@ -6,16 +6,16 @@
       <w:pPr>
         <w:rPr>
           <w:rFonts w:ascii="TW-MOE-Std-Kai" w:eastAsia="TW-MOE-Std-Kai" w:hAnsi="TW-MOE-Std-Kai" w:cs="TW-MOE-Std-Kai"/>
-          <w:sz w:val="34"/>
-          <w:szCs w:val="34"/>
+          <w:sz w:val="29"/>
+          <w:szCs w:val="29"/>
           <w:lang w:eastAsia="zh-TW"/>
         </w:rPr>
       </w:pPr>
       <w:r>
         <w:rPr>
           <w:rFonts w:ascii="TW-MOE-Std-Kai" w:eastAsia="TW-MOE-Std-Kai" w:hAnsi="TW-MOE-Std-Kai" w:cs="TW-MOE-Std-Kai" w:hint="eastAsia"/>
-          <w:sz w:val="34"/>
-          <w:szCs w:val="34"/>
+          <w:sz w:val="29"/>
+          <w:szCs w:val="29"/>
           <w:lang w:eastAsia="zh-TW"/>
         </w:rPr>
         <w:t>《大陸居民臺灣正體字講義》一簡多繁辨析之「札、劄、剳」→「札、劄」</w:t>
@@ -27,16 +27,16 @@
         <w:jc w:val="left"/>
         <w:rPr>
           <w:rFonts w:ascii="TW-MOE-Std-Kai" w:eastAsia="TW-MOE-Std-Kai" w:hAnsi="TW-MOE-Std-Kai" w:cs="TW-MOE-Std-Kai"/>
-          <w:sz w:val="34"/>
-          <w:szCs w:val="34"/>
+          <w:sz w:val="29"/>
+          <w:szCs w:val="29"/>
           <w:lang w:eastAsia="zh-TW"/>
         </w:rPr>
       </w:pPr>
       <w:r>
         <w:rPr>
           <w:rFonts w:ascii="TW-MOE-Std-Kai" w:eastAsia="TW-MOE-Std-Kai" w:hAnsi="TW-MOE-Std-Kai" w:cs="TW-MOE-Std-Kai" w:hint="eastAsia"/>
-          <w:sz w:val="34"/>
-          <w:szCs w:val="34"/>
+          <w:sz w:val="29"/>
+          <w:szCs w:val="29"/>
           <w:lang w:eastAsia="zh-TW"/>
         </w:rPr>
         <w:t>辨音：「札、劄」音</w:t>
@@ -45,8 +45,8 @@
       <w:r>
         <w:rPr>
           <w:rFonts w:ascii="GB Pinyinok-C" w:eastAsia="GB Pinyinok-C" w:hAnsi="GB Pinyinok-C" w:cs="GB Pinyinok-C" w:hint="eastAsia"/>
-          <w:sz w:val="34"/>
-          <w:szCs w:val="34"/>
+          <w:sz w:val="29"/>
+          <w:szCs w:val="29"/>
           <w:lang w:eastAsia="zh-TW"/>
         </w:rPr>
         <w:t>zh</w:t>
@@ -55,8 +55,8 @@
       <w:r>
         <w:rPr>
           <w:rFonts w:ascii="GB Pinyinok-C" w:eastAsia="GB Pinyinok-C" w:hAnsi="GB Pinyinok-C" w:cs="GB Pinyinok-C" w:hint="eastAsia"/>
-          <w:sz w:val="34"/>
-          <w:szCs w:val="34"/>
+          <w:sz w:val="29"/>
+          <w:szCs w:val="29"/>
           <w:lang w:eastAsia="zh-TW"/>
         </w:rPr>
         <w:t>á</w:t>
@@ -64,8 +64,8 @@
       <w:r>
         <w:rPr>
           <w:rFonts w:ascii="TW-MOE-Std-Kai" w:eastAsia="TW-MOE-Std-Kai" w:hAnsi="TW-MOE-Std-Kai" w:cs="TW-MOE-Std-Kai" w:hint="eastAsia"/>
-          <w:sz w:val="34"/>
-          <w:szCs w:val="34"/>
+          <w:sz w:val="29"/>
+          <w:szCs w:val="29"/>
           <w:lang w:eastAsia="zh-TW"/>
         </w:rPr>
         <w:t>，「剳」音</w:t>
@@ -73,8 +73,8 @@
       <w:r>
         <w:rPr>
           <w:rFonts w:ascii="GB Pinyinok-C" w:eastAsia="GB Pinyinok-C" w:hAnsi="GB Pinyinok-C" w:cs="GB Pinyinok-C" w:hint="eastAsia"/>
-          <w:sz w:val="34"/>
-          <w:szCs w:val="34"/>
+          <w:sz w:val="29"/>
+          <w:szCs w:val="29"/>
           <w:lang w:eastAsia="zh-TW"/>
         </w:rPr>
         <w:t>dá</w:t>
@@ -82,8 +82,8 @@
       <w:r>
         <w:rPr>
           <w:rFonts w:ascii="TW-MOE-Std-Kai" w:eastAsia="TW-MOE-Std-Kai" w:hAnsi="TW-MOE-Std-Kai" w:cs="TW-MOE-Std-Kai" w:hint="eastAsia"/>
-          <w:sz w:val="34"/>
-          <w:szCs w:val="34"/>
+          <w:sz w:val="29"/>
+          <w:szCs w:val="29"/>
           <w:lang w:eastAsia="zh-TW"/>
         </w:rPr>
         <w:t>。注意「劄」用於科學技術術語時（如「目劄」）不簡化，否則簡化為「札」，而「札、剳」則只能簡化為「札」。</w:t>
@@ -93,16 +93,16 @@
       <w:pPr>
         <w:rPr>
           <w:rFonts w:ascii="TW-MOE-Std-Kai" w:eastAsia="TW-MOE-Std-Kai" w:hAnsi="TW-MOE-Std-Kai" w:cs="TW-MOE-Std-Kai"/>
-          <w:sz w:val="34"/>
-          <w:szCs w:val="34"/>
+          <w:sz w:val="29"/>
+          <w:szCs w:val="29"/>
           <w:lang w:eastAsia="zh-TW"/>
         </w:rPr>
       </w:pPr>
       <w:r>
         <w:rPr>
           <w:rFonts w:ascii="TW-MOE-Std-Kai" w:eastAsia="TW-MOE-Std-Kai" w:hAnsi="TW-MOE-Std-Kai" w:cs="TW-MOE-Std-Kai" w:hint="eastAsia"/>
-          <w:sz w:val="34"/>
-          <w:szCs w:val="34"/>
+          <w:sz w:val="29"/>
+          <w:szCs w:val="29"/>
           <w:lang w:eastAsia="zh-TW"/>
         </w:rPr>
         <w:t>辨意：「札」是指古時用以書寫文字之小木片、書信或公文、武士冑甲上由皮革或金屬製成之甲葉、因災禍而死、擬聲詞，如「木札」、「刀札」、「筆札」、「簡札」、「手札」、「信札」、「箋（</w:t>
@@ -110,8 +110,8 @@
       <w:r>
         <w:rPr>
           <w:rFonts w:ascii="GB Pinyinok-C" w:eastAsia="GB Pinyinok-C" w:hAnsi="GB Pinyinok-C" w:cs="GB Pinyinok-C" w:hint="eastAsia"/>
-          <w:sz w:val="34"/>
-          <w:szCs w:val="34"/>
+          <w:sz w:val="29"/>
+          <w:szCs w:val="29"/>
           <w:lang w:eastAsia="zh-TW"/>
         </w:rPr>
         <w:t>jiān</w:t>
@@ -119,8 +119,8 @@
       <w:r>
         <w:rPr>
           <w:rFonts w:ascii="TW-MOE-Std-Kai" w:eastAsia="TW-MOE-Std-Kai" w:hAnsi="TW-MOE-Std-Kai" w:cs="TW-MOE-Std-Kai" w:hint="eastAsia"/>
-          <w:sz w:val="34"/>
-          <w:szCs w:val="34"/>
+          <w:sz w:val="29"/>
+          <w:szCs w:val="29"/>
           <w:lang w:eastAsia="zh-TW"/>
         </w:rPr>
         <w:t>）札」、「緘（</w:t>
@@ -128,8 +128,8 @@
       <w:r>
         <w:rPr>
           <w:rFonts w:ascii="GB Pinyinok-C" w:eastAsia="GB Pinyinok-C" w:hAnsi="GB Pinyinok-C" w:cs="GB Pinyinok-C" w:hint="eastAsia"/>
-          <w:sz w:val="34"/>
-          <w:szCs w:val="34"/>
+          <w:sz w:val="29"/>
+          <w:szCs w:val="29"/>
           <w:lang w:eastAsia="zh-TW"/>
         </w:rPr>
         <w:t>jiān</w:t>
@@ -137,26 +137,26 @@
       <w:r>
         <w:rPr>
           <w:rFonts w:ascii="TW-MOE-Std-Kai" w:eastAsia="TW-MOE-Std-Kai" w:hAnsi="TW-MOE-Std-Kai" w:cs="TW-MOE-Std-Kai" w:hint="eastAsia"/>
-          <w:sz w:val="34"/>
-          <w:szCs w:val="34"/>
-          <w:lang w:eastAsia="zh-TW"/>
-        </w:rPr>
-        <w:t>）札」、「芳札」（對他人來信的美稱）、「季札」（人名，又稱「季子」）、「札札」（擬聲詞，形容機件轉動的聲音）等。而「劄」則是指以針刺、削竹刺入、公文、筆記，如「劄子」（官府中的往來文書）、「駐劄」（駐留外地，處理事務）、「告劄」（唐代朝廷發給官員的就職文憑）、「劄付」（官府下行的文書）、「劄記」（讀書時摘記下來的要點或心得）</w:t>
-      </w:r>
-      <w:r>
-        <w:rPr>
-          <w:rFonts w:ascii="TW-MOE-Std-Kai" w:eastAsia="TW-MOE-Std-Kai" w:hAnsi="TW-MOE-Std-Kai" w:cs="TW-MOE-Std-Kai" w:hint="eastAsia"/>
-          <w:sz w:val="34"/>
-          <w:szCs w:val="34"/>
-          <w:lang w:eastAsia="zh-TW"/>
-        </w:rPr>
-        <w:t>、「紙劄」（</w:t>
+          <w:sz w:val="29"/>
+          <w:szCs w:val="29"/>
+          <w:lang w:eastAsia="zh-TW"/>
+        </w:rPr>
+        <w:t>）札」、「芳札」（對他人來信的美稱）、「季札」（人名，又稱「季子」）、「札札」（擬聲詞，形容機件轉動的聲音）等。而「劄」則是指以針刺、削竹刺入、公文、筆記，如</w:t>
+      </w:r>
+      <w:r>
+        <w:rPr>
+          <w:rFonts w:ascii="TW-MOE-Std-Kai" w:eastAsia="TW-MOE-Std-Kai" w:hAnsi="TW-MOE-Std-Kai" w:cs="TW-MOE-Std-Kai" w:hint="eastAsia"/>
+          <w:sz w:val="29"/>
+          <w:szCs w:val="29"/>
+          <w:lang w:eastAsia="zh-TW"/>
+        </w:rPr>
+        <w:t>「紙劄」（</w:t>
       </w:r>
       <w:r>
         <w:rPr>
           <w:rFonts w:ascii="TW-MOE-Std-Kai" w:eastAsia="TW-MOE-Std-Kai" w:hAnsi="TW-MOE-Std-Kai" w:cs="TW-MOE-Std-Kai"/>
-          <w:sz w:val="34"/>
-          <w:szCs w:val="34"/>
+          <w:sz w:val="29"/>
+          <w:szCs w:val="29"/>
           <w:lang w:eastAsia="zh-TW"/>
         </w:rPr>
         <w:t>以竹片為支架，外糊以紙</w:t>
@@ -164,8 +164,8 @@
       <w:r>
         <w:rPr>
           <w:rFonts w:ascii="TW-MOE-Std-Kai" w:eastAsia="TW-MOE-Std-Kai" w:hAnsi="TW-MOE-Std-Kai" w:cs="TW-MOE-Std-Kai" w:hint="eastAsia"/>
-          <w:sz w:val="34"/>
-          <w:szCs w:val="34"/>
+          <w:sz w:val="29"/>
+          <w:szCs w:val="29"/>
           <w:lang w:eastAsia="zh-TW"/>
         </w:rPr>
         <w:t>，</w:t>
@@ -173,8 +173,8 @@
       <w:r>
         <w:rPr>
           <w:rFonts w:ascii="TW-MOE-Std-Kai" w:eastAsia="TW-MOE-Std-Kai" w:hAnsi="TW-MOE-Std-Kai" w:cs="TW-MOE-Std-Kai"/>
-          <w:sz w:val="34"/>
-          <w:szCs w:val="34"/>
+          <w:sz w:val="29"/>
+          <w:szCs w:val="29"/>
           <w:lang w:eastAsia="zh-TW"/>
         </w:rPr>
         <w:t>或</w:t>
@@ -182,8 +182,8 @@
       <w:r>
         <w:rPr>
           <w:rFonts w:ascii="TW-MOE-Std-Kai" w:eastAsia="TW-MOE-Std-Kai" w:hAnsi="TW-MOE-Std-Kai" w:cs="TW-MOE-Std-Kai" w:hint="eastAsia"/>
-          <w:sz w:val="34"/>
-          <w:szCs w:val="34"/>
+          <w:sz w:val="29"/>
+          <w:szCs w:val="29"/>
           <w:lang w:eastAsia="zh-TW"/>
         </w:rPr>
         <w:t>指</w:t>
@@ -191,8 +191,8 @@
       <w:r>
         <w:rPr>
           <w:rFonts w:ascii="TW-MOE-Std-Kai" w:eastAsia="TW-MOE-Std-Kai" w:hAnsi="TW-MOE-Std-Kai" w:cs="TW-MOE-Std-Kai"/>
-          <w:sz w:val="34"/>
-          <w:szCs w:val="34"/>
+          <w:sz w:val="29"/>
+          <w:szCs w:val="29"/>
           <w:lang w:eastAsia="zh-TW"/>
         </w:rPr>
         <w:t>紙製的冥器</w:t>
@@ -200,8 +200,8 @@
       <w:r>
         <w:rPr>
           <w:rFonts w:ascii="TW-MOE-Std-Kai" w:eastAsia="TW-MOE-Std-Kai" w:hAnsi="TW-MOE-Std-Kai" w:cs="TW-MOE-Std-Kai" w:hint="eastAsia"/>
-          <w:sz w:val="34"/>
-          <w:szCs w:val="34"/>
+          <w:sz w:val="29"/>
+          <w:szCs w:val="29"/>
           <w:lang w:eastAsia="zh-TW"/>
         </w:rPr>
         <w:t>，亦作「紙紮」）</w:t>
@@ -209,27 +209,297 @@
       <w:r>
         <w:rPr>
           <w:rFonts w:ascii="TW-MOE-Std-Kai" w:eastAsia="TW-MOE-Std-Kai" w:hAnsi="TW-MOE-Std-Kai" w:cs="TW-MOE-Std-Kai" w:hint="eastAsia"/>
-          <w:sz w:val="34"/>
-          <w:szCs w:val="34"/>
-          <w:lang w:eastAsia="zh-TW"/>
-        </w:rPr>
-        <w:t>等。而「剳」則是指鉤，為文言詞，今已不常用。現代語境中區分「札」和「劄」，只要記住若指公文或筆記則用「劄」，否則一律用「札」。</w:t>
+          <w:sz w:val="29"/>
+          <w:szCs w:val="29"/>
+          <w:lang w:eastAsia="zh-TW"/>
+        </w:rPr>
+        <w:t>、「駐</w:t>
+      </w:r>
+      <w:r>
+        <w:rPr>
+          <w:rFonts w:ascii="新細明體" w:eastAsia="新細明體" w:hAnsi="新細明體" w:cs="新細明體" w:hint="eastAsia"/>
+          <w:sz w:val="29"/>
+          <w:szCs w:val="29"/>
+          <w:lang w:eastAsia="zh-TW"/>
+        </w:rPr>
+        <w:t>劄</w:t>
+      </w:r>
+      <w:r>
+        <w:rPr>
+          <w:rFonts w:ascii="TW-MOE-Std-Kai" w:eastAsia="TW-MOE-Std-Kai" w:hAnsi="TW-MOE-Std-Kai" w:cs="TW-MOE-Std-Kai" w:hint="eastAsia"/>
+          <w:sz w:val="29"/>
+          <w:szCs w:val="29"/>
+          <w:lang w:eastAsia="zh-TW"/>
+        </w:rPr>
+        <w:t>」（駐留外地，處理事務）、</w:t>
+      </w:r>
+      <w:r>
+        <w:rPr>
+          <w:rFonts w:ascii="TW-MOE-Std-Kai" w:eastAsia="TW-MOE-Std-Kai" w:hAnsi="TW-MOE-Std-Kai" w:cs="TW-MOE-Std-Kai" w:hint="eastAsia"/>
+          <w:sz w:val="29"/>
+          <w:szCs w:val="29"/>
+          <w:lang w:eastAsia="zh-TW"/>
+        </w:rPr>
+        <w:t>「點劄」（</w:t>
+      </w:r>
+      <w:r>
+        <w:rPr>
+          <w:rFonts w:ascii="TW-MOE-Std-Kai" w:eastAsia="TW-MOE-Std-Kai" w:hAnsi="TW-MOE-Std-Kai" w:cs="TW-MOE-Std-Kai"/>
+          <w:sz w:val="29"/>
+          <w:szCs w:val="29"/>
+          <w:lang w:eastAsia="zh-TW"/>
+        </w:rPr>
+        <w:t>檢查、點查</w:t>
+      </w:r>
+      <w:r>
+        <w:rPr>
+          <w:rFonts w:ascii="TW-MOE-Std-Kai" w:eastAsia="TW-MOE-Std-Kai" w:hAnsi="TW-MOE-Std-Kai" w:cs="TW-MOE-Std-Kai" w:hint="eastAsia"/>
+          <w:sz w:val="29"/>
+          <w:szCs w:val="29"/>
+          <w:lang w:eastAsia="zh-TW"/>
+        </w:rPr>
+        <w:t>，亦作「點閘」）</w:t>
+      </w:r>
+      <w:r>
+        <w:rPr>
+          <w:rFonts w:ascii="TW-MOE-Std-Kai" w:eastAsia="TW-MOE-Std-Kai" w:hAnsi="TW-MOE-Std-Kai" w:cs="TW-MOE-Std-Kai" w:hint="eastAsia"/>
+          <w:sz w:val="29"/>
+          <w:szCs w:val="29"/>
+          <w:lang w:eastAsia="zh-TW"/>
+        </w:rPr>
+        <w:t>、「撩東</w:t>
+      </w:r>
+      <w:r>
+        <w:rPr>
+          <w:rFonts w:ascii="新細明體" w:eastAsia="新細明體" w:hAnsi="新細明體" w:cs="新細明體" w:hint="eastAsia"/>
+          <w:sz w:val="29"/>
+          <w:szCs w:val="29"/>
+          <w:lang w:eastAsia="zh-TW"/>
+        </w:rPr>
+        <w:t>劄</w:t>
+      </w:r>
+      <w:r>
+        <w:rPr>
+          <w:rFonts w:ascii="TW-MOE-Std-Kai" w:eastAsia="TW-MOE-Std-Kai" w:hAnsi="TW-MOE-Std-Kai" w:cs="TW-MOE-Std-Kai" w:hint="eastAsia"/>
+          <w:sz w:val="29"/>
+          <w:szCs w:val="29"/>
+          <w:lang w:eastAsia="zh-TW"/>
+        </w:rPr>
+        <w:t>西」（</w:t>
+      </w:r>
+      <w:r>
+        <w:rPr>
+          <w:rFonts w:ascii="TW-MOE-Std-Kai" w:eastAsia="TW-MOE-Std-Kai" w:hAnsi="TW-MOE-Std-Kai" w:cs="TW-MOE-Std-Kai"/>
+          <w:sz w:val="29"/>
+          <w:szCs w:val="29"/>
+          <w:lang w:eastAsia="zh-TW"/>
+        </w:rPr>
+        <w:t>捨此就彼</w:t>
+      </w:r>
+      <w:r>
+        <w:rPr>
+          <w:rFonts w:ascii="TW-MOE-Std-Kai" w:eastAsia="TW-MOE-Std-Kai" w:hAnsi="TW-MOE-Std-Kai" w:cs="TW-MOE-Std-Kai" w:hint="eastAsia"/>
+          <w:sz w:val="29"/>
+          <w:szCs w:val="29"/>
+          <w:lang w:eastAsia="zh-TW"/>
+        </w:rPr>
+        <w:t>，</w:t>
+      </w:r>
+      <w:r>
+        <w:rPr>
+          <w:rFonts w:ascii="TW-MOE-Std-Kai" w:eastAsia="TW-MOE-Std-Kai" w:hAnsi="TW-MOE-Std-Kai" w:cs="TW-MOE-Std-Kai"/>
+          <w:sz w:val="29"/>
+          <w:szCs w:val="29"/>
+          <w:lang w:eastAsia="zh-TW"/>
+        </w:rPr>
+        <w:t>比喻任性而為，不按部就班做事</w:t>
+      </w:r>
+      <w:r>
+        <w:rPr>
+          <w:rFonts w:ascii="TW-MOE-Std-Kai" w:eastAsia="TW-MOE-Std-Kai" w:hAnsi="TW-MOE-Std-Kai" w:cs="TW-MOE-Std-Kai" w:hint="eastAsia"/>
+          <w:sz w:val="29"/>
+          <w:szCs w:val="29"/>
+          <w:lang w:eastAsia="zh-TW"/>
+        </w:rPr>
+        <w:t>）</w:t>
+      </w:r>
+      <w:r>
+        <w:rPr>
+          <w:rFonts w:ascii="TW-MOE-Std-Kai" w:eastAsia="TW-MOE-Std-Kai" w:hAnsi="TW-MOE-Std-Kai" w:cs="TW-MOE-Std-Kai" w:hint="eastAsia"/>
+          <w:sz w:val="29"/>
+          <w:szCs w:val="29"/>
+          <w:lang w:eastAsia="zh-TW"/>
+        </w:rPr>
+        <w:t>、</w:t>
+      </w:r>
+      <w:r>
+        <w:rPr>
+          <w:rFonts w:ascii="TW-MOE-Std-Kai" w:eastAsia="TW-MOE-Std-Kai" w:hAnsi="TW-MOE-Std-Kai" w:cs="TW-MOE-Std-Kai" w:hint="eastAsia"/>
+          <w:sz w:val="29"/>
+          <w:szCs w:val="29"/>
+          <w:lang w:eastAsia="zh-TW"/>
+        </w:rPr>
+        <w:t>「劄子」（官府中的往來文書</w:t>
+      </w:r>
+      <w:r>
+        <w:rPr>
+          <w:rFonts w:ascii="TW-MOE-Std-Kai" w:eastAsia="TW-MOE-Std-Kai" w:hAnsi="TW-MOE-Std-Kai" w:cs="TW-MOE-Std-Kai" w:hint="eastAsia"/>
+          <w:sz w:val="29"/>
+          <w:szCs w:val="29"/>
+          <w:lang w:eastAsia="zh-TW"/>
+        </w:rPr>
+        <w:t>，亦作「札子」</w:t>
+      </w:r>
+      <w:r>
+        <w:rPr>
+          <w:rFonts w:ascii="TW-MOE-Std-Kai" w:eastAsia="TW-MOE-Std-Kai" w:hAnsi="TW-MOE-Std-Kai" w:cs="TW-MOE-Std-Kai" w:hint="eastAsia"/>
+          <w:sz w:val="29"/>
+          <w:szCs w:val="29"/>
+          <w:lang w:eastAsia="zh-TW"/>
+        </w:rPr>
+        <w:t>）</w:t>
+      </w:r>
+      <w:r>
+        <w:rPr>
+          <w:rFonts w:ascii="TW-MOE-Std-Kai" w:eastAsia="TW-MOE-Std-Kai" w:hAnsi="TW-MOE-Std-Kai" w:cs="TW-MOE-Std-Kai" w:hint="eastAsia"/>
+          <w:sz w:val="29"/>
+          <w:szCs w:val="29"/>
+          <w:lang w:eastAsia="zh-TW"/>
+        </w:rPr>
+        <w:t>、</w:t>
+      </w:r>
+      <w:r>
+        <w:rPr>
+          <w:rFonts w:ascii="TW-MOE-Std-Kai" w:eastAsia="TW-MOE-Std-Kai" w:hAnsi="TW-MOE-Std-Kai" w:cs="TW-MOE-Std-Kai" w:hint="eastAsia"/>
+          <w:sz w:val="29"/>
+          <w:szCs w:val="29"/>
+          <w:lang w:eastAsia="zh-TW"/>
+        </w:rPr>
+        <w:t>「告劄」（唐代朝廷發給官員的就職文憑</w:t>
+      </w:r>
+      <w:r>
+        <w:rPr>
+          <w:rFonts w:ascii="TW-MOE-Std-Kai" w:eastAsia="TW-MOE-Std-Kai" w:hAnsi="TW-MOE-Std-Kai" w:cs="TW-MOE-Std-Kai" w:hint="eastAsia"/>
+          <w:sz w:val="29"/>
+          <w:szCs w:val="29"/>
+          <w:lang w:eastAsia="zh-TW"/>
+        </w:rPr>
+        <w:t>，亦作「告身」或「官告」</w:t>
+      </w:r>
+      <w:r>
+        <w:rPr>
+          <w:rFonts w:ascii="TW-MOE-Std-Kai" w:eastAsia="TW-MOE-Std-Kai" w:hAnsi="TW-MOE-Std-Kai" w:cs="TW-MOE-Std-Kai" w:hint="eastAsia"/>
+          <w:sz w:val="29"/>
+          <w:szCs w:val="29"/>
+          <w:lang w:eastAsia="zh-TW"/>
+        </w:rPr>
+        <w:t>）、「劄付」（官府下行的文書</w:t>
+      </w:r>
+      <w:r>
+        <w:rPr>
+          <w:rFonts w:ascii="TW-MOE-Std-Kai" w:eastAsia="TW-MOE-Std-Kai" w:hAnsi="TW-MOE-Std-Kai" w:cs="TW-MOE-Std-Kai" w:hint="eastAsia"/>
+          <w:sz w:val="29"/>
+          <w:szCs w:val="29"/>
+          <w:lang w:eastAsia="zh-TW"/>
+        </w:rPr>
+        <w:t>，亦作「札付」</w:t>
+      </w:r>
+      <w:r>
+        <w:rPr>
+          <w:rFonts w:ascii="TW-MOE-Std-Kai" w:eastAsia="TW-MOE-Std-Kai" w:hAnsi="TW-MOE-Std-Kai" w:cs="TW-MOE-Std-Kai" w:hint="eastAsia"/>
+          <w:sz w:val="29"/>
+          <w:szCs w:val="29"/>
+          <w:lang w:eastAsia="zh-TW"/>
+        </w:rPr>
+        <w:t>）、「劄記」（讀書時摘記下來的要點或心得</w:t>
+      </w:r>
+      <w:r>
+        <w:rPr>
+          <w:rFonts w:ascii="TW-MOE-Std-Kai" w:eastAsia="TW-MOE-Std-Kai" w:hAnsi="TW-MOE-Std-Kai" w:cs="TW-MOE-Std-Kai" w:hint="eastAsia"/>
+          <w:sz w:val="29"/>
+          <w:szCs w:val="29"/>
+          <w:lang w:eastAsia="zh-TW"/>
+        </w:rPr>
+        <w:t>，亦作「札記」</w:t>
+      </w:r>
+      <w:r>
+        <w:rPr>
+          <w:rFonts w:ascii="TW-MOE-Std-Kai" w:eastAsia="TW-MOE-Std-Kai" w:hAnsi="TW-MOE-Std-Kai" w:cs="TW-MOE-Std-Kai" w:hint="eastAsia"/>
+          <w:sz w:val="29"/>
+          <w:szCs w:val="29"/>
+          <w:lang w:eastAsia="zh-TW"/>
+        </w:rPr>
+        <w:t>）等。而「剳」則是指鉤，為文言詞，今已不常用。現代語境中區分「札」和「劄」，只要記住「劄」</w:t>
+      </w:r>
+      <w:r>
+        <w:rPr>
+          <w:rFonts w:ascii="TW-MOE-Std-Kai" w:eastAsia="TW-MOE-Std-Kai" w:hAnsi="TW-MOE-Std-Kai" w:cs="TW-MOE-Std-Kai" w:hint="eastAsia"/>
+          <w:sz w:val="29"/>
+          <w:szCs w:val="29"/>
+          <w:lang w:eastAsia="zh-TW"/>
+        </w:rPr>
+        <w:t>的幾個固定詞彙</w:t>
+      </w:r>
+      <w:r>
+        <w:rPr>
+          <w:rFonts w:ascii="TW-MOE-Std-Kai" w:eastAsia="TW-MOE-Std-Kai" w:hAnsi="TW-MOE-Std-Kai" w:cs="TW-MOE-Std-Kai" w:hint="eastAsia"/>
+          <w:sz w:val="29"/>
+          <w:szCs w:val="29"/>
+          <w:lang w:eastAsia="zh-TW"/>
+        </w:rPr>
+        <w:t>，否則一律用「札」</w:t>
+      </w:r>
+      <w:r>
+        <w:rPr>
+          <w:rFonts w:ascii="TW-MOE-Std-Kai" w:eastAsia="TW-MOE-Std-Kai" w:hAnsi="TW-MOE-Std-Kai" w:cs="TW-MOE-Std-Kai" w:hint="eastAsia"/>
+          <w:sz w:val="29"/>
+          <w:szCs w:val="29"/>
+          <w:lang w:eastAsia="zh-TW"/>
+        </w:rPr>
+        <w:t>，「</w:t>
+      </w:r>
+      <w:r>
+        <w:rPr>
+          <w:rFonts w:ascii="新細明體" w:eastAsia="新細明體" w:hAnsi="新細明體" w:cs="新細明體" w:hint="eastAsia"/>
+          <w:sz w:val="29"/>
+          <w:szCs w:val="29"/>
+          <w:lang w:eastAsia="zh-TW"/>
+        </w:rPr>
+        <w:t>剳</w:t>
+      </w:r>
+      <w:r>
+        <w:rPr>
+          <w:rFonts w:ascii="TW-MOE-Std-Kai" w:eastAsia="TW-MOE-Std-Kai" w:hAnsi="TW-MOE-Std-Kai" w:cs="TW-MOE-Std-Kai" w:hint="eastAsia"/>
+          <w:sz w:val="29"/>
+          <w:szCs w:val="29"/>
+          <w:lang w:eastAsia="zh-TW"/>
+        </w:rPr>
+        <w:t>」通常只見於古書中</w:t>
+      </w:r>
+      <w:r>
+        <w:rPr>
+          <w:rFonts w:ascii="TW-MOE-Std-Kai" w:eastAsia="TW-MOE-Std-Kai" w:hAnsi="TW-MOE-Std-Kai" w:cs="TW-MOE-Std-Kai" w:hint="eastAsia"/>
+          <w:sz w:val="29"/>
+          <w:szCs w:val="29"/>
+          <w:lang w:eastAsia="zh-TW"/>
+        </w:rPr>
+        <w:t>。</w:t>
       </w:r>
     </w:p>
     <w:p>
       <w:pPr>
         <w:rPr>
           <w:rFonts w:ascii="TW-MOE-Std-Kai" w:eastAsia="TW-MOE-Std-Kai" w:hAnsi="TW-MOE-Std-Kai" w:cs="TW-MOE-Std-Kai"/>
-          <w:sz w:val="34"/>
-          <w:szCs w:val="34"/>
+          <w:sz w:val="29"/>
+          <w:szCs w:val="29"/>
           <w:lang w:eastAsia="zh-TW"/>
         </w:rPr>
       </w:pPr>
       <w:r>
         <w:rPr>
           <w:rFonts w:ascii="TW-MOE-Std-Kai" w:eastAsia="TW-MOE-Std-Kai" w:hAnsi="TW-MOE-Std-Kai" w:cs="TW-MOE-Std-Kai" w:hint="eastAsia"/>
-          <w:sz w:val="34"/>
-          <w:szCs w:val="34"/>
+          <w:sz w:val="29"/>
+          <w:szCs w:val="29"/>
           <w:lang w:eastAsia="zh-TW"/>
         </w:rPr>
         <w:t>偏旁辨析：只有「札」可作偏旁，如「㳐」、「紮」、「蚻」等。</w:t>
